--- a/ss11/N25DTCN053_NguyenQuocThang_BKT_SAD_Auto.docx
+++ b/ss11/N25DTCN053_NguyenQuocThang_BKT_SAD_Auto.docx
@@ -3050,9 +3050,6 @@
     <w:p>
       <w:pPr>
         <w:ind w:left="720"/>
-        <w:rPr>
-          <w:lang w:val="en-US"/>
-        </w:rPr>
       </w:pPr>
       <w:proofErr w:type="spellStart"/>
       <w:r>
@@ -3304,63 +3301,7 @@
         <w:rPr>
           <w:lang w:val="en-US"/>
         </w:rPr>
-        <w:t xml:space="preserve">). </w:t>
-      </w:r>
-      <w:proofErr w:type="spellStart"/>
-      <w:r>
-        <w:rPr>
-          <w:lang w:val="en-US"/>
-        </w:rPr>
-        <w:t>Bạn</w:t>
-      </w:r>
-      <w:proofErr w:type="spellEnd"/>
-      <w:r>
-        <w:rPr>
-          <w:lang w:val="en-US"/>
-        </w:rPr>
-        <w:t xml:space="preserve"> copy </w:t>
-      </w:r>
-      <w:proofErr w:type="spellStart"/>
-      <w:r>
-        <w:rPr>
-          <w:lang w:val="en-US"/>
-        </w:rPr>
-        <w:t>phần</w:t>
-      </w:r>
-      <w:proofErr w:type="spellEnd"/>
-      <w:r>
-        <w:rPr>
-          <w:lang w:val="en-US"/>
-        </w:rPr>
-        <w:t xml:space="preserve"> </w:t>
-      </w:r>
-      <w:proofErr w:type="spellStart"/>
-      <w:r>
-        <w:rPr>
-          <w:lang w:val="en-US"/>
-        </w:rPr>
-        <w:t>này</w:t>
-      </w:r>
-      <w:proofErr w:type="spellEnd"/>
-      <w:r>
-        <w:rPr>
-          <w:lang w:val="en-US"/>
-        </w:rPr>
-        <w:t xml:space="preserve"> </w:t>
-      </w:r>
-      <w:proofErr w:type="spellStart"/>
-      <w:r>
-        <w:rPr>
-          <w:lang w:val="en-US"/>
-        </w:rPr>
-        <w:t>vào</w:t>
-      </w:r>
-      <w:proofErr w:type="spellEnd"/>
-      <w:r>
-        <w:rPr>
-          <w:lang w:val="en-US"/>
-        </w:rPr>
-        <w:t xml:space="preserve"> file Word:</w:t>
+        <w:t>).</w:t>
       </w:r>
     </w:p>
     <w:p>
@@ -5268,6 +5209,7 @@
   <w:style w:type="character" w:default="1" w:styleId="DefaultParagraphFont">
     <w:name w:val="Default Paragraph Font"/>
     <w:uiPriority w:val="1"/>
+    <w:semiHidden/>
     <w:unhideWhenUsed/>
   </w:style>
   <w:style w:type="table" w:default="1" w:styleId="TableNormal">
